--- a/src/resume/resume.docx
+++ b/src/resume/resume.docx
@@ -20,8 +20,7 @@
         <w:ind w:left="0" w:right="300" w:firstLine="0"/>
         <w:jc w:val="left"/>
         <w:rPr>
-          <w:rFonts w:ascii="Merriweather" w:cs="Merriweather" w:eastAsia="Merriweather" w:hAnsi="Merriweather"/>
-          <w:b w:val="0"/>
+          <w:rFonts w:ascii="Arial" w:cs="Arial" w:eastAsia="Arial" w:hAnsi="Arial"/>
           <w:i w:val="0"/>
           <w:smallCaps w:val="0"/>
           <w:strike w:val="0"/>
@@ -99,6 +98,7 @@
                 <w:between w:space="0" w:sz="0" w:val="nil"/>
               </w:pBdr>
               <w:rPr>
+                <w:rFonts w:ascii="Arial" w:cs="Arial" w:eastAsia="Arial" w:hAnsi="Arial"/>
                 <w:b w:val="0"/>
                 <w:sz w:val="70"/>
                 <w:szCs w:val="70"/>
@@ -108,6 +108,7 @@
             <w:bookmarkEnd w:id="0"/>
             <w:r>
               <w:rPr>
+                <w:rFonts w:ascii="Arial" w:cs="Arial" w:eastAsia="Arial" w:hAnsi="Arial"/>
                 <w:b w:val="0"/>
                 <w:sz w:val="70"/>
                 <w:szCs w:val="70"/>
@@ -120,11 +121,13 @@
             <w:pPr>
               <w:spacing w:before="0" w:line="240" w:lineRule="auto"/>
               <w:rPr>
-                <w:vertAlign w:val="baseline"/>
-              </w:rPr>
-            </w:pPr>
-            <w:r>
-              <w:rPr>
+                <w:rFonts w:ascii="Arial" w:cs="Arial" w:eastAsia="Arial" w:hAnsi="Arial"/>
+                <w:vertAlign w:val="baseline"/>
+              </w:rPr>
+            </w:pPr>
+            <w:r>
+              <w:rPr>
+                <w:rFonts w:ascii="Arial" w:cs="Arial" w:eastAsia="Arial" w:hAnsi="Arial"/>
                 <w:rtl w:val="0"/>
               </w:rPr>
               <w:t xml:space="preserve">MERN Stack developer</w:t>
@@ -138,12 +141,15 @@
           <w:p>
             <w:pPr>
               <w:pStyle w:val="Heading1"/>
-              <w:rPr/>
+              <w:rPr>
+                <w:rFonts w:ascii="Arial" w:cs="Arial" w:eastAsia="Arial" w:hAnsi="Arial"/>
+              </w:rPr>
             </w:pPr>
             <w:bookmarkStart w:colFirst="0" w:colLast="0" w:name="_30j0zll" w:id="1"/>
             <w:bookmarkEnd w:id="1"/>
             <w:r>
               <w:rPr>
+                <w:rFonts w:ascii="Arial" w:cs="Arial" w:eastAsia="Arial" w:hAnsi="Arial"/>
                 <w:rtl w:val="0"/>
               </w:rPr>
               <w:t xml:space="preserve">EXPERIENCE</w:t>
@@ -153,6 +159,7 @@
             <w:pPr>
               <w:pStyle w:val="Heading2"/>
               <w:rPr>
+                <w:rFonts w:ascii="Arial" w:cs="Arial" w:eastAsia="Arial" w:hAnsi="Arial"/>
                 <w:b w:val="0"/>
                 <w:i w:val="1"/>
                 <w:sz w:val="24"/>
@@ -163,6 +170,7 @@
             <w:bookmarkEnd w:id="2"/>
             <w:r>
               <w:rPr>
+                <w:rFonts w:ascii="Arial" w:cs="Arial" w:eastAsia="Arial" w:hAnsi="Arial"/>
                 <w:rtl w:val="0"/>
               </w:rPr>
               <w:t xml:space="preserve">Maavan Softwares, MERN stack Developer:</w:t>
@@ -176,18 +184,22 @@
           <w:p>
             <w:pPr>
               <w:pStyle w:val="Heading3"/>
-              <w:rPr/>
+              <w:rPr>
+                <w:rFonts w:ascii="Arial" w:cs="Arial" w:eastAsia="Arial" w:hAnsi="Arial"/>
+              </w:rPr>
             </w:pPr>
             <w:bookmarkStart w:colFirst="0" w:colLast="0" w:name="_uintylojr36i" w:id="3"/>
             <w:bookmarkEnd w:id="3"/>
             <w:r>
               <w:rPr>
+                <w:rFonts w:ascii="Arial" w:cs="Arial" w:eastAsia="Arial" w:hAnsi="Arial"/>
                 <w:rtl w:val="0"/>
               </w:rPr>
               <w:t xml:space="preserve">Mar</w:t>
             </w:r>
             <w:r>
               <w:rPr>
+                <w:rFonts w:ascii="Arial" w:cs="Arial" w:eastAsia="Arial" w:hAnsi="Arial"/>
                 <w:rtl w:val="0"/>
               </w:rPr>
               <w:t xml:space="preserve"> 2021 - Present</w:t>
@@ -196,17 +208,20 @@
           <w:p>
             <w:pPr>
               <w:spacing w:before="0" w:line="240" w:lineRule="auto"/>
-              <w:rPr/>
-            </w:pPr>
-            <w:r>
-              <w:rPr>
-                <w:rtl w:val="0"/>
-              </w:rPr>
-            </w:r>
-          </w:p>
-          <w:p>
-            <w:pPr>
-              <w:rPr>
+              <w:rPr>
+                <w:rFonts w:ascii="Arial" w:cs="Arial" w:eastAsia="Arial" w:hAnsi="Arial"/>
+              </w:rPr>
+            </w:pPr>
+            <w:r>
+              <w:rPr>
+                <w:rtl w:val="0"/>
+              </w:rPr>
+            </w:r>
+          </w:p>
+          <w:p>
+            <w:pPr>
+              <w:rPr>
+                <w:rFonts w:ascii="Arial" w:cs="Arial" w:eastAsia="Arial" w:hAnsi="Arial"/>
                 <w:b w:val="1"/>
                 <w:sz w:val="20"/>
                 <w:szCs w:val="20"/>
@@ -214,6 +229,7 @@
             </w:pPr>
             <w:r>
               <w:rPr>
+                <w:rFonts w:ascii="Arial" w:cs="Arial" w:eastAsia="Arial" w:hAnsi="Arial"/>
                 <w:b w:val="1"/>
                 <w:sz w:val="20"/>
                 <w:szCs w:val="20"/>
@@ -229,9 +245,13 @@
                 <w:numId w:val="1"/>
               </w:numPr>
               <w:ind w:left="720" w:hanging="360"/>
-            </w:pPr>
-            <w:r>
-              <w:rPr>
+              <w:rPr>
+                <w:rFonts w:ascii="Arial" w:cs="Arial" w:eastAsia="Arial" w:hAnsi="Arial"/>
+              </w:rPr>
+            </w:pPr>
+            <w:r>
+              <w:rPr>
+                <w:rFonts w:ascii="Arial" w:cs="Arial" w:eastAsia="Arial" w:hAnsi="Arial"/>
                 <w:rtl w:val="0"/>
               </w:rPr>
               <w:t xml:space="preserve">Made Responsive provided  websites  using the latest technology such as React, Redux and Material-UI with API connectivity.</w:t>
@@ -245,9 +265,13 @@
               </w:numPr>
               <w:spacing w:before="0" w:lineRule="auto"/>
               <w:ind w:left="720" w:hanging="360"/>
-            </w:pPr>
-            <w:r>
-              <w:rPr>
+              <w:rPr>
+                <w:rFonts w:ascii="Arial" w:cs="Arial" w:eastAsia="Arial" w:hAnsi="Arial"/>
+              </w:rPr>
+            </w:pPr>
+            <w:r>
+              <w:rPr>
+                <w:rFonts w:ascii="Arial" w:cs="Arial" w:eastAsia="Arial" w:hAnsi="Arial"/>
                 <w:rtl w:val="0"/>
               </w:rPr>
               <w:t xml:space="preserve">Produced websites compatible with multiple browsers.</w:t>
@@ -261,9 +285,13 @@
               </w:numPr>
               <w:spacing w:before="0" w:lineRule="auto"/>
               <w:ind w:left="720" w:hanging="360"/>
-            </w:pPr>
-            <w:r>
-              <w:rPr>
+              <w:rPr>
+                <w:rFonts w:ascii="Arial" w:cs="Arial" w:eastAsia="Arial" w:hAnsi="Arial"/>
+              </w:rPr>
+            </w:pPr>
+            <w:r>
+              <w:rPr>
+                <w:rFonts w:ascii="Arial" w:cs="Arial" w:eastAsia="Arial" w:hAnsi="Arial"/>
                 <w:rtl w:val="0"/>
               </w:rPr>
               <w:t xml:space="preserve">Created an eye catching and cross-platform Web Application.</w:t>
@@ -278,11 +306,12 @@
               <w:spacing w:before="0" w:lineRule="auto"/>
               <w:ind w:left="720" w:hanging="360"/>
               <w:rPr>
-                <w:u w:val="none"/>
-              </w:rPr>
-            </w:pPr>
-            <w:r>
-              <w:rPr>
+                <w:rFonts w:ascii="Arial" w:cs="Arial" w:eastAsia="Arial" w:hAnsi="Arial"/>
+              </w:rPr>
+            </w:pPr>
+            <w:r>
+              <w:rPr>
+                <w:rFonts w:ascii="Arial" w:cs="Arial" w:eastAsia="Arial" w:hAnsi="Arial"/>
                 <w:rtl w:val="0"/>
               </w:rPr>
               <w:t xml:space="preserve">Backend server on Nodejs</w:t>
@@ -297,11 +326,12 @@
               <w:spacing w:before="0" w:lineRule="auto"/>
               <w:ind w:left="720" w:hanging="360"/>
               <w:rPr>
-                <w:u w:val="none"/>
-              </w:rPr>
-            </w:pPr>
-            <w:r>
-              <w:rPr>
+                <w:rFonts w:ascii="Arial" w:cs="Arial" w:eastAsia="Arial" w:hAnsi="Arial"/>
+              </w:rPr>
+            </w:pPr>
+            <w:r>
+              <w:rPr>
+                <w:rFonts w:ascii="Arial" w:cs="Arial" w:eastAsia="Arial" w:hAnsi="Arial"/>
                 <w:rtl w:val="0"/>
               </w:rPr>
               <w:t xml:space="preserve">Closely work with the Business and QA team so we can deploy the best product.</w:t>
@@ -316,11 +346,12 @@
               <w:spacing w:before="0" w:lineRule="auto"/>
               <w:ind w:left="720" w:hanging="360"/>
               <w:rPr>
-                <w:u w:val="none"/>
-              </w:rPr>
-            </w:pPr>
-            <w:r>
-              <w:rPr>
+                <w:rFonts w:ascii="Arial" w:cs="Arial" w:eastAsia="Arial" w:hAnsi="Arial"/>
+              </w:rPr>
+            </w:pPr>
+            <w:r>
+              <w:rPr>
+                <w:rFonts w:ascii="Arial" w:cs="Arial" w:eastAsia="Arial" w:hAnsi="Arial"/>
                 <w:rtl w:val="0"/>
               </w:rPr>
               <w:t xml:space="preserve">Front-end Architecture and State management using Redux</w:t>
@@ -335,12 +366,13 @@
               <w:spacing w:before="0" w:lineRule="auto"/>
               <w:ind w:left="720" w:hanging="360"/>
               <w:rPr>
-                <w:u w:val="none"/>
+                <w:rFonts w:ascii="Arial" w:cs="Arial" w:eastAsia="Arial" w:hAnsi="Arial"/>
               </w:rPr>
             </w:pPr>
             <w:hyperlink r:id="rId6">
               <w:r>
                 <w:rPr>
+                  <w:rFonts w:ascii="Arial" w:cs="Arial" w:eastAsia="Arial" w:hAnsi="Arial"/>
                   <w:color w:val="1155cc"/>
                   <w:u w:val="single"/>
                   <w:rtl w:val="0"/>
@@ -350,6 +382,7 @@
             </w:hyperlink>
             <w:r>
               <w:rPr>
+                <w:rFonts w:ascii="Arial" w:cs="Arial" w:eastAsia="Arial" w:hAnsi="Arial"/>
                 <w:rtl w:val="0"/>
               </w:rPr>
               <w:t xml:space="preserve"> Angular migration to React.js</w:t>
@@ -364,11 +397,12 @@
               <w:spacing w:before="0" w:lineRule="auto"/>
               <w:ind w:left="720" w:hanging="360"/>
               <w:rPr>
-                <w:u w:val="none"/>
-              </w:rPr>
-            </w:pPr>
-            <w:r>
-              <w:rPr>
+                <w:rFonts w:ascii="Arial" w:cs="Arial" w:eastAsia="Arial" w:hAnsi="Arial"/>
+              </w:rPr>
+            </w:pPr>
+            <w:r>
+              <w:rPr>
+                <w:rFonts w:ascii="Arial" w:cs="Arial" w:eastAsia="Arial" w:hAnsi="Arial"/>
                 <w:rtl w:val="0"/>
               </w:rPr>
               <w:t xml:space="preserve">Lead Frontend developer at </w:t>
@@ -376,6 +410,7 @@
             <w:hyperlink r:id="rId7">
               <w:r>
                 <w:rPr>
+                  <w:rFonts w:ascii="Arial" w:cs="Arial" w:eastAsia="Arial" w:hAnsi="Arial"/>
                   <w:color w:val="1155cc"/>
                   <w:u w:val="single"/>
                   <w:rtl w:val="0"/>
@@ -393,10 +428,13 @@
             <w:pPr>
               <w:spacing w:before="0" w:lineRule="auto"/>
               <w:ind w:left="720" w:firstLine="0"/>
-              <w:rPr/>
-            </w:pPr>
-            <w:r>
-              <w:rPr>
+              <w:rPr>
+                <w:rFonts w:ascii="Arial" w:cs="Arial" w:eastAsia="Arial" w:hAnsi="Arial"/>
+              </w:rPr>
+            </w:pPr>
+            <w:r>
+              <w:rPr>
+                <w:rFonts w:ascii="Arial" w:cs="Arial" w:eastAsia="Arial" w:hAnsi="Arial"/>
                 <w:rtl w:val="0"/>
               </w:rPr>
               <w:t xml:space="preserve">  </w:t>
@@ -411,6 +449,7 @@
             <w:pPr>
               <w:pStyle w:val="Heading2"/>
               <w:rPr>
+                <w:rFonts w:ascii="Arial" w:cs="Arial" w:eastAsia="Arial" w:hAnsi="Arial"/>
                 <w:b w:val="0"/>
                 <w:i w:val="1"/>
                 <w:sz w:val="24"/>
@@ -421,6 +460,7 @@
             <w:bookmarkEnd w:id="4"/>
             <w:r>
               <w:rPr>
+                <w:rFonts w:ascii="Arial" w:cs="Arial" w:eastAsia="Arial" w:hAnsi="Arial"/>
                 <w:rtl w:val="0"/>
               </w:rPr>
               <w:t xml:space="preserve">Slectus, Front-End Developer (Freelance):</w:t>
@@ -434,12 +474,15 @@
           <w:p>
             <w:pPr>
               <w:pStyle w:val="Heading3"/>
-              <w:rPr/>
+              <w:rPr>
+                <w:rFonts w:ascii="Arial" w:cs="Arial" w:eastAsia="Arial" w:hAnsi="Arial"/>
+              </w:rPr>
             </w:pPr>
             <w:bookmarkStart w:colFirst="0" w:colLast="0" w:name="_3znysh7" w:id="5"/>
             <w:bookmarkEnd w:id="5"/>
             <w:r>
               <w:rPr>
+                <w:rFonts w:ascii="Arial" w:cs="Arial" w:eastAsia="Arial" w:hAnsi="Arial"/>
                 <w:rtl w:val="0"/>
               </w:rPr>
               <w:t xml:space="preserve">Jun 2020 - Feb 2021</w:t>
@@ -463,8 +506,7 @@
               <w:ind w:left="0" w:right="300" w:firstLine="0"/>
               <w:jc w:val="left"/>
               <w:rPr>
-                <w:rFonts w:ascii="Merriweather" w:cs="Merriweather" w:eastAsia="Merriweather" w:hAnsi="Merriweather"/>
-                <w:b w:val="0"/>
+                <w:rFonts w:ascii="Arial" w:cs="Arial" w:eastAsia="Arial" w:hAnsi="Arial"/>
                 <w:i w:val="0"/>
                 <w:smallCaps w:val="0"/>
                 <w:strike w:val="0"/>
@@ -500,7 +542,7 @@
               <w:ind w:left="0" w:right="300" w:firstLine="0"/>
               <w:jc w:val="left"/>
               <w:rPr>
-                <w:rFonts w:ascii="Merriweather" w:cs="Merriweather" w:eastAsia="Merriweather" w:hAnsi="Merriweather"/>
+                <w:rFonts w:ascii="Arial" w:cs="Arial" w:eastAsia="Arial" w:hAnsi="Arial"/>
                 <w:b w:val="1"/>
                 <w:i w:val="0"/>
                 <w:smallCaps w:val="0"/>
@@ -515,7 +557,7 @@
             </w:pPr>
             <w:r>
               <w:rPr>
-                <w:rFonts w:ascii="Merriweather" w:cs="Merriweather" w:eastAsia="Merriweather" w:hAnsi="Merriweather"/>
+                <w:rFonts w:ascii="Arial" w:cs="Arial" w:eastAsia="Arial" w:hAnsi="Arial"/>
                 <w:b w:val="1"/>
                 <w:i w:val="0"/>
                 <w:smallCaps w:val="0"/>
@@ -552,12 +594,13 @@
               <w:spacing w:after="0" w:before="120" w:line="312" w:lineRule="auto"/>
               <w:ind w:left="720" w:right="300" w:hanging="360"/>
               <w:jc w:val="left"/>
-              <w:rPr/>
-            </w:pPr>
-            <w:r>
-              <w:rPr>
-                <w:rFonts w:ascii="Merriweather" w:cs="Merriweather" w:eastAsia="Merriweather" w:hAnsi="Merriweather"/>
-                <w:b w:val="0"/>
+              <w:rPr>
+                <w:rFonts w:ascii="Arial" w:cs="Arial" w:eastAsia="Arial" w:hAnsi="Arial"/>
+              </w:rPr>
+            </w:pPr>
+            <w:r>
+              <w:rPr>
+                <w:rFonts w:ascii="Arial" w:cs="Arial" w:eastAsia="Arial" w:hAnsi="Arial"/>
                 <w:i w:val="0"/>
                 <w:smallCaps w:val="0"/>
                 <w:strike w:val="0"/>
@@ -593,12 +636,13 @@
               <w:spacing w:after="0" w:before="0" w:line="312" w:lineRule="auto"/>
               <w:ind w:left="720" w:right="300" w:hanging="360"/>
               <w:jc w:val="left"/>
-              <w:rPr/>
-            </w:pPr>
-            <w:r>
-              <w:rPr>
-                <w:rFonts w:ascii="Merriweather" w:cs="Merriweather" w:eastAsia="Merriweather" w:hAnsi="Merriweather"/>
-                <w:b w:val="0"/>
+              <w:rPr>
+                <w:rFonts w:ascii="Arial" w:cs="Arial" w:eastAsia="Arial" w:hAnsi="Arial"/>
+              </w:rPr>
+            </w:pPr>
+            <w:r>
+              <w:rPr>
+                <w:rFonts w:ascii="Arial" w:cs="Arial" w:eastAsia="Arial" w:hAnsi="Arial"/>
                 <w:i w:val="0"/>
                 <w:smallCaps w:val="0"/>
                 <w:strike w:val="0"/>
@@ -634,18 +678,20 @@
               <w:spacing w:after="0" w:before="0" w:line="312" w:lineRule="auto"/>
               <w:ind w:left="720" w:right="300" w:hanging="360"/>
               <w:jc w:val="left"/>
-              <w:rPr/>
-            </w:pPr>
-            <w:r>
-              <w:rPr>
+              <w:rPr>
+                <w:rFonts w:ascii="Arial" w:cs="Arial" w:eastAsia="Arial" w:hAnsi="Arial"/>
+              </w:rPr>
+            </w:pPr>
+            <w:r>
+              <w:rPr>
+                <w:rFonts w:ascii="Arial" w:cs="Arial" w:eastAsia="Arial" w:hAnsi="Arial"/>
                 <w:rtl w:val="0"/>
               </w:rPr>
               <w:t xml:space="preserve">Created an eye</w:t>
             </w:r>
             <w:r>
               <w:rPr>
-                <w:rFonts w:ascii="Merriweather" w:cs="Merriweather" w:eastAsia="Merriweather" w:hAnsi="Merriweather"/>
-                <w:b w:val="0"/>
+                <w:rFonts w:ascii="Arial" w:cs="Arial" w:eastAsia="Arial" w:hAnsi="Arial"/>
                 <w:i w:val="0"/>
                 <w:smallCaps w:val="0"/>
                 <w:strike w:val="0"/>
@@ -682,11 +728,12 @@
               <w:ind w:left="720" w:right="300" w:hanging="360"/>
               <w:jc w:val="left"/>
               <w:rPr>
-                <w:u w:val="none"/>
-              </w:rPr>
-            </w:pPr>
-            <w:r>
-              <w:rPr>
+                <w:rFonts w:ascii="Arial" w:cs="Arial" w:eastAsia="Arial" w:hAnsi="Arial"/>
+              </w:rPr>
+            </w:pPr>
+            <w:r>
+              <w:rPr>
+                <w:rFonts w:ascii="Arial" w:cs="Arial" w:eastAsia="Arial" w:hAnsi="Arial"/>
                 <w:rtl w:val="0"/>
               </w:rPr>
               <w:t xml:space="preserve">Modern Ui design on figma </w:t>
@@ -714,11 +761,12 @@
               <w:ind w:left="720" w:right="300" w:hanging="360"/>
               <w:jc w:val="left"/>
               <w:rPr>
-                <w:u w:val="none"/>
-              </w:rPr>
-            </w:pPr>
-            <w:r>
-              <w:rPr>
+                <w:rFonts w:ascii="Arial" w:cs="Arial" w:eastAsia="Arial" w:hAnsi="Arial"/>
+              </w:rPr>
+            </w:pPr>
+            <w:r>
+              <w:rPr>
+                <w:rFonts w:ascii="Arial" w:cs="Arial" w:eastAsia="Arial" w:hAnsi="Arial"/>
                 <w:rtl w:val="0"/>
               </w:rPr>
               <w:t xml:space="preserve">Built a chat system based on firebase </w:t>
@@ -727,7 +775,9 @@
           <w:p>
             <w:pPr>
               <w:pStyle w:val="Heading1"/>
-              <w:rPr/>
+              <w:rPr>
+                <w:rFonts w:ascii="Arial" w:cs="Arial" w:eastAsia="Arial" w:hAnsi="Arial"/>
+              </w:rPr>
             </w:pPr>
             <w:bookmarkStart w:colFirst="0" w:colLast="0" w:name="_1t3h5sf" w:id="6"/>
             <w:bookmarkEnd w:id="6"/>
@@ -740,7 +790,9 @@
           <w:p>
             <w:pPr>
               <w:pStyle w:val="Heading1"/>
-              <w:rPr/>
+              <w:rPr>
+                <w:rFonts w:ascii="Arial" w:cs="Arial" w:eastAsia="Arial" w:hAnsi="Arial"/>
+              </w:rPr>
             </w:pPr>
             <w:bookmarkStart w:colFirst="0" w:colLast="0" w:name="_3qj0vqseg9nf" w:id="7"/>
             <w:bookmarkEnd w:id="7"/>
@@ -754,6 +806,7 @@
             <w:pPr>
               <w:pStyle w:val="Heading1"/>
               <w:rPr>
+                <w:rFonts w:ascii="Arial" w:cs="Arial" w:eastAsia="Arial" w:hAnsi="Arial"/>
                 <w:color w:val="b7b7b7"/>
               </w:rPr>
             </w:pPr>
@@ -761,6 +814,7 @@
             <w:bookmarkEnd w:id="8"/>
             <w:r>
               <w:rPr>
+                <w:rFonts w:ascii="Arial" w:cs="Arial" w:eastAsia="Arial" w:hAnsi="Arial"/>
                 <w:rtl w:val="0"/>
               </w:rPr>
               <w:t xml:space="preserve">EDUCATION</w:t>
@@ -774,18 +828,22 @@
           <w:p>
             <w:pPr>
               <w:pStyle w:val="Heading2"/>
-              <w:rPr/>
+              <w:rPr>
+                <w:rFonts w:ascii="Arial" w:cs="Arial" w:eastAsia="Arial" w:hAnsi="Arial"/>
+              </w:rPr>
             </w:pPr>
             <w:bookmarkStart w:colFirst="0" w:colLast="0" w:name="_4d34og8" w:id="9"/>
             <w:bookmarkEnd w:id="9"/>
             <w:r>
               <w:rPr>
+                <w:rFonts w:ascii="Arial" w:cs="Arial" w:eastAsia="Arial" w:hAnsi="Arial"/>
                 <w:rtl w:val="0"/>
               </w:rPr>
               <w:t xml:space="preserve">University Of Karachi, </w:t>
             </w:r>
             <w:r>
               <w:rPr>
+                <w:rFonts w:ascii="Arial" w:cs="Arial" w:eastAsia="Arial" w:hAnsi="Arial"/>
                 <w:b w:val="0"/>
                 <w:rtl w:val="0"/>
               </w:rPr>
@@ -793,6 +851,7 @@
             </w:r>
             <w:r>
               <w:rPr>
+                <w:rFonts w:ascii="Arial" w:cs="Arial" w:eastAsia="Arial" w:hAnsi="Arial"/>
                 <w:b w:val="0"/>
                 <w:i w:val="1"/>
                 <w:rtl w:val="0"/>
@@ -801,6 +860,7 @@
             </w:r>
             <w:r>
               <w:rPr>
+                <w:rFonts w:ascii="Arial" w:cs="Arial" w:eastAsia="Arial" w:hAnsi="Arial"/>
                 <w:rtl w:val="0"/>
               </w:rPr>
               <w:t xml:space="preserve"> (Graduated)</w:t>
@@ -809,12 +869,15 @@
           <w:p>
             <w:pPr>
               <w:pStyle w:val="Heading3"/>
-              <w:rPr/>
+              <w:rPr>
+                <w:rFonts w:ascii="Arial" w:cs="Arial" w:eastAsia="Arial" w:hAnsi="Arial"/>
+              </w:rPr>
             </w:pPr>
             <w:bookmarkStart w:colFirst="0" w:colLast="0" w:name="_r6z0bc4307r3" w:id="10"/>
             <w:bookmarkEnd w:id="10"/>
             <w:r>
               <w:rPr>
+                <w:rFonts w:ascii="Arial" w:cs="Arial" w:eastAsia="Arial" w:hAnsi="Arial"/>
                 <w:rtl w:val="0"/>
               </w:rPr>
               <w:t xml:space="preserve">DEC 2016 - DEC 2020</w:t>
@@ -829,6 +892,7 @@
             <w:pPr>
               <w:pStyle w:val="Heading2"/>
               <w:rPr>
+                <w:rFonts w:ascii="Arial" w:cs="Arial" w:eastAsia="Arial" w:hAnsi="Arial"/>
                 <w:b w:val="0"/>
               </w:rPr>
             </w:pPr>
@@ -836,12 +900,14 @@
             <w:bookmarkEnd w:id="11"/>
             <w:r>
               <w:rPr>
+                <w:rFonts w:ascii="Arial" w:cs="Arial" w:eastAsia="Arial" w:hAnsi="Arial"/>
                 <w:rtl w:val="0"/>
               </w:rPr>
               <w:t xml:space="preserve">Govt Dehli College, </w:t>
             </w:r>
             <w:r>
               <w:rPr>
+                <w:rFonts w:ascii="Arial" w:cs="Arial" w:eastAsia="Arial" w:hAnsi="Arial"/>
                 <w:b w:val="0"/>
                 <w:rtl w:val="0"/>
               </w:rPr>
@@ -866,8 +932,7 @@
               <w:ind w:left="0" w:right="300" w:firstLine="0"/>
               <w:jc w:val="left"/>
               <w:rPr>
-                <w:rFonts w:ascii="Merriweather" w:cs="Merriweather" w:eastAsia="Merriweather" w:hAnsi="Merriweather"/>
-                <w:b w:val="0"/>
+                <w:rFonts w:ascii="Arial" w:cs="Arial" w:eastAsia="Arial" w:hAnsi="Arial"/>
                 <w:i w:val="0"/>
                 <w:smallCaps w:val="0"/>
                 <w:strike w:val="0"/>
@@ -888,18 +953,22 @@
           <w:p>
             <w:pPr>
               <w:pStyle w:val="Heading2"/>
-              <w:rPr/>
+              <w:rPr>
+                <w:rFonts w:ascii="Arial" w:cs="Arial" w:eastAsia="Arial" w:hAnsi="Arial"/>
+              </w:rPr>
             </w:pPr>
             <w:bookmarkStart w:colFirst="0" w:colLast="0" w:name="_17dp8vu" w:id="12"/>
             <w:bookmarkEnd w:id="12"/>
             <w:r>
               <w:rPr>
+                <w:rFonts w:ascii="Arial" w:cs="Arial" w:eastAsia="Arial" w:hAnsi="Arial"/>
                 <w:rtl w:val="0"/>
               </w:rPr>
               <w:t xml:space="preserve">Public School and College, </w:t>
             </w:r>
             <w:r>
               <w:rPr>
+                <w:rFonts w:ascii="Arial" w:cs="Arial" w:eastAsia="Arial" w:hAnsi="Arial"/>
                 <w:b w:val="0"/>
                 <w:rtl w:val="0"/>
               </w:rPr>
@@ -907,6 +976,7 @@
             </w:r>
             <w:r>
               <w:rPr>
+                <w:rFonts w:ascii="Arial" w:cs="Arial" w:eastAsia="Arial" w:hAnsi="Arial"/>
                 <w:b w:val="0"/>
                 <w:i w:val="1"/>
                 <w:rtl w:val="0"/>
@@ -937,8 +1007,7 @@
               <w:ind w:left="0" w:right="300" w:firstLine="0"/>
               <w:jc w:val="left"/>
               <w:rPr>
-                <w:rFonts w:ascii="Merriweather" w:cs="Merriweather" w:eastAsia="Merriweather" w:hAnsi="Merriweather"/>
-                <w:b w:val="0"/>
+                <w:rFonts w:ascii="Arial" w:cs="Arial" w:eastAsia="Arial" w:hAnsi="Arial"/>
                 <w:i w:val="0"/>
                 <w:smallCaps w:val="0"/>
                 <w:strike w:val="0"/>
@@ -974,8 +1043,7 @@
               <w:ind w:left="0" w:right="300" w:firstLine="0"/>
               <w:jc w:val="left"/>
               <w:rPr>
-                <w:rFonts w:ascii="Merriweather" w:cs="Merriweather" w:eastAsia="Merriweather" w:hAnsi="Merriweather"/>
-                <w:b w:val="0"/>
+                <w:rFonts w:ascii="Arial" w:cs="Arial" w:eastAsia="Arial" w:hAnsi="Arial"/>
                 <w:i w:val="0"/>
                 <w:smallCaps w:val="0"/>
                 <w:strike w:val="0"/>
@@ -996,12 +1064,15 @@
           <w:p>
             <w:pPr>
               <w:pStyle w:val="Heading1"/>
-              <w:rPr/>
+              <w:rPr>
+                <w:rFonts w:ascii="Arial" w:cs="Arial" w:eastAsia="Arial" w:hAnsi="Arial"/>
+              </w:rPr>
             </w:pPr>
             <w:bookmarkStart w:colFirst="0" w:colLast="0" w:name="_3rdcrjn" w:id="13"/>
             <w:bookmarkEnd w:id="13"/>
             <w:r>
               <w:rPr>
+                <w:rFonts w:ascii="Arial" w:cs="Arial" w:eastAsia="Arial" w:hAnsi="Arial"/>
                 <w:rtl w:val="0"/>
               </w:rPr>
               <w:t xml:space="preserve">PROJECTS</w:t>
@@ -1010,12 +1081,15 @@
           <w:p>
             <w:pPr>
               <w:pStyle w:val="Heading2"/>
-              <w:rPr/>
+              <w:rPr>
+                <w:rFonts w:ascii="Arial" w:cs="Arial" w:eastAsia="Arial" w:hAnsi="Arial"/>
+              </w:rPr>
             </w:pPr>
             <w:bookmarkStart w:colFirst="0" w:colLast="0" w:name="_quq7w81mfelv" w:id="14"/>
             <w:bookmarkEnd w:id="14"/>
             <w:r>
               <w:rPr>
+                <w:rFonts w:ascii="Arial" w:cs="Arial" w:eastAsia="Arial" w:hAnsi="Arial"/>
                 <w:rtl w:val="0"/>
               </w:rPr>
               <w:t xml:space="preserve">Know Careers:</w:t>
@@ -1023,10 +1097,13 @@
           </w:p>
           <w:p>
             <w:pPr>
-              <w:rPr/>
-            </w:pPr>
-            <w:r>
-              <w:rPr>
+              <w:rPr>
+                <w:rFonts w:ascii="Arial" w:cs="Arial" w:eastAsia="Arial" w:hAnsi="Arial"/>
+              </w:rPr>
+            </w:pPr>
+            <w:r>
+              <w:rPr>
+                <w:rFonts w:ascii="Arial" w:cs="Arial" w:eastAsia="Arial" w:hAnsi="Arial"/>
                 <w:rtl w:val="0"/>
               </w:rPr>
               <w:t xml:space="preserve">This project organizes a career fair for students and companies.</w:t>
@@ -1034,10 +1111,13 @@
           </w:p>
           <w:p>
             <w:pPr>
-              <w:rPr/>
-            </w:pPr>
-            <w:r>
-              <w:rPr>
+              <w:rPr>
+                <w:rFonts w:ascii="Arial" w:cs="Arial" w:eastAsia="Arial" w:hAnsi="Arial"/>
+              </w:rPr>
+            </w:pPr>
+            <w:r>
+              <w:rPr>
+                <w:rFonts w:ascii="Arial" w:cs="Arial" w:eastAsia="Arial" w:hAnsi="Arial"/>
                 <w:rtl w:val="0"/>
               </w:rPr>
               <w:t xml:space="preserve">My responsibilities was to convert the already built Angular site to React web app with Redux and Material-UI</w:t>
@@ -1052,12 +1132,15 @@
           <w:p>
             <w:pPr>
               <w:pStyle w:val="Heading2"/>
-              <w:rPr/>
+              <w:rPr>
+                <w:rFonts w:ascii="Arial" w:cs="Arial" w:eastAsia="Arial" w:hAnsi="Arial"/>
+              </w:rPr>
             </w:pPr>
             <w:bookmarkStart w:colFirst="0" w:colLast="0" w:name="_26in1rg" w:id="15"/>
             <w:bookmarkEnd w:id="15"/>
             <w:r>
               <w:rPr>
+                <w:rFonts w:ascii="Arial" w:cs="Arial" w:eastAsia="Arial" w:hAnsi="Arial"/>
                 <w:rtl w:val="0"/>
               </w:rPr>
               <w:t xml:space="preserve">Slectus:</w:t>
@@ -1081,8 +1164,7 @@
               <w:ind w:left="0" w:right="300" w:firstLine="0"/>
               <w:jc w:val="left"/>
               <w:rPr>
-                <w:rFonts w:ascii="Merriweather" w:cs="Merriweather" w:eastAsia="Merriweather" w:hAnsi="Merriweather"/>
-                <w:b w:val="0"/>
+                <w:rFonts w:ascii="Arial" w:cs="Arial" w:eastAsia="Arial" w:hAnsi="Arial"/>
                 <w:i w:val="0"/>
                 <w:smallCaps w:val="0"/>
                 <w:strike w:val="0"/>
@@ -1096,8 +1178,7 @@
             </w:pPr>
             <w:r>
               <w:rPr>
-                <w:rFonts w:ascii="Merriweather" w:cs="Merriweather" w:eastAsia="Merriweather" w:hAnsi="Merriweather"/>
-                <w:b w:val="0"/>
+                <w:rFonts w:ascii="Arial" w:cs="Arial" w:eastAsia="Arial" w:hAnsi="Arial"/>
                 <w:i w:val="0"/>
                 <w:smallCaps w:val="0"/>
                 <w:strike w:val="0"/>
@@ -1132,8 +1213,7 @@
               <w:ind w:left="0" w:right="300" w:firstLine="0"/>
               <w:jc w:val="left"/>
               <w:rPr>
-                <w:rFonts w:ascii="Merriweather" w:cs="Merriweather" w:eastAsia="Merriweather" w:hAnsi="Merriweather"/>
-                <w:b w:val="0"/>
+                <w:rFonts w:ascii="Arial" w:cs="Arial" w:eastAsia="Arial" w:hAnsi="Arial"/>
                 <w:i w:val="0"/>
                 <w:smallCaps w:val="0"/>
                 <w:strike w:val="0"/>
@@ -1147,8 +1227,7 @@
             </w:pPr>
             <w:r>
               <w:rPr>
-                <w:rFonts w:ascii="Merriweather" w:cs="Merriweather" w:eastAsia="Merriweather" w:hAnsi="Merriweather"/>
-                <w:b w:val="0"/>
+                <w:rFonts w:ascii="Arial" w:cs="Arial" w:eastAsia="Arial" w:hAnsi="Arial"/>
                 <w:i w:val="0"/>
                 <w:smallCaps w:val="0"/>
                 <w:strike w:val="0"/>
@@ -1180,7 +1259,9 @@
               <w:spacing w:after="0" w:before="120" w:line="312" w:lineRule="auto"/>
               <w:ind w:left="0" w:right="300" w:firstLine="0"/>
               <w:jc w:val="left"/>
-              <w:rPr/>
+              <w:rPr>
+                <w:rFonts w:ascii="Arial" w:cs="Arial" w:eastAsia="Arial" w:hAnsi="Arial"/>
+              </w:rPr>
             </w:pPr>
             <w:r>
               <w:rPr>
@@ -1191,12 +1272,15 @@
           <w:p>
             <w:pPr>
               <w:pStyle w:val="Heading2"/>
-              <w:rPr/>
+              <w:rPr>
+                <w:rFonts w:ascii="Arial" w:cs="Arial" w:eastAsia="Arial" w:hAnsi="Arial"/>
+              </w:rPr>
             </w:pPr>
             <w:bookmarkStart w:colFirst="0" w:colLast="0" w:name="_jecfh2kojm9t" w:id="16"/>
             <w:bookmarkEnd w:id="16"/>
             <w:r>
               <w:rPr>
+                <w:rFonts w:ascii="Arial" w:cs="Arial" w:eastAsia="Arial" w:hAnsi="Arial"/>
                 <w:rtl w:val="0"/>
               </w:rPr>
               <w:t xml:space="preserve">Voting System (FYP):</w:t>
@@ -1219,10 +1303,13 @@
               <w:spacing w:after="0" w:before="120" w:line="312" w:lineRule="auto"/>
               <w:ind w:left="0" w:right="300" w:firstLine="0"/>
               <w:jc w:val="left"/>
-              <w:rPr/>
-            </w:pPr>
-            <w:r>
-              <w:rPr>
+              <w:rPr>
+                <w:rFonts w:ascii="Arial" w:cs="Arial" w:eastAsia="Arial" w:hAnsi="Arial"/>
+              </w:rPr>
+            </w:pPr>
+            <w:r>
+              <w:rPr>
+                <w:rFonts w:ascii="Arial" w:cs="Arial" w:eastAsia="Arial" w:hAnsi="Arial"/>
                 <w:rtl w:val="0"/>
               </w:rPr>
               <w:t xml:space="preserve">Autonomous voting system using Blockchain through mobile application.</w:t>
@@ -1245,10 +1332,13 @@
               <w:spacing w:after="0" w:before="120" w:line="312" w:lineRule="auto"/>
               <w:ind w:left="0" w:right="300" w:firstLine="0"/>
               <w:jc w:val="left"/>
-              <w:rPr/>
-            </w:pPr>
-            <w:r>
-              <w:rPr>
+              <w:rPr>
+                <w:rFonts w:ascii="Arial" w:cs="Arial" w:eastAsia="Arial" w:hAnsi="Arial"/>
+              </w:rPr>
+            </w:pPr>
+            <w:r>
+              <w:rPr>
+                <w:rFonts w:ascii="Arial" w:cs="Arial" w:eastAsia="Arial" w:hAnsi="Arial"/>
                 <w:rtl w:val="0"/>
               </w:rPr>
               <w:t xml:space="preserve">User can capture his finger picture and can verify his identity from Database and then can vote which then save in blockchain.</w:t>
@@ -1271,7 +1361,9 @@
               <w:spacing w:after="0" w:before="120" w:line="312" w:lineRule="auto"/>
               <w:ind w:left="0" w:right="300" w:firstLine="0"/>
               <w:jc w:val="left"/>
-              <w:rPr/>
+              <w:rPr>
+                <w:rFonts w:ascii="Arial" w:cs="Arial" w:eastAsia="Arial" w:hAnsi="Arial"/>
+              </w:rPr>
             </w:pPr>
             <w:r>
               <w:rPr>
@@ -1282,12 +1374,15 @@
           <w:p>
             <w:pPr>
               <w:pStyle w:val="Heading2"/>
-              <w:rPr/>
+              <w:rPr>
+                <w:rFonts w:ascii="Arial" w:cs="Arial" w:eastAsia="Arial" w:hAnsi="Arial"/>
+              </w:rPr>
             </w:pPr>
             <w:bookmarkStart w:colFirst="0" w:colLast="0" w:name="_lnxbz9" w:id="17"/>
             <w:bookmarkEnd w:id="17"/>
             <w:r>
               <w:rPr>
+                <w:rFonts w:ascii="Arial" w:cs="Arial" w:eastAsia="Arial" w:hAnsi="Arial"/>
                 <w:rtl w:val="0"/>
               </w:rPr>
               <w:t xml:space="preserve">Clothee:</w:t>
@@ -1311,8 +1406,7 @@
               <w:ind w:left="0" w:right="300" w:firstLine="0"/>
               <w:jc w:val="left"/>
               <w:rPr>
-                <w:rFonts w:ascii="Merriweather" w:cs="Merriweather" w:eastAsia="Merriweather" w:hAnsi="Merriweather"/>
-                <w:b w:val="0"/>
+                <w:rFonts w:ascii="Arial" w:cs="Arial" w:eastAsia="Arial" w:hAnsi="Arial"/>
                 <w:i w:val="0"/>
                 <w:smallCaps w:val="0"/>
                 <w:strike w:val="0"/>
@@ -1326,8 +1420,7 @@
             </w:pPr>
             <w:r>
               <w:rPr>
-                <w:rFonts w:ascii="Merriweather" w:cs="Merriweather" w:eastAsia="Merriweather" w:hAnsi="Merriweather"/>
-                <w:b w:val="0"/>
+                <w:rFonts w:ascii="Arial" w:cs="Arial" w:eastAsia="Arial" w:hAnsi="Arial"/>
                 <w:i w:val="0"/>
                 <w:smallCaps w:val="0"/>
                 <w:strike w:val="0"/>
@@ -1359,12 +1452,13 @@
               <w:spacing w:after="0" w:before="120" w:line="312" w:lineRule="auto"/>
               <w:ind w:left="0" w:right="300" w:firstLine="0"/>
               <w:jc w:val="left"/>
-              <w:rPr/>
-            </w:pPr>
-            <w:r>
-              <w:rPr>
-                <w:rFonts w:ascii="Merriweather" w:cs="Merriweather" w:eastAsia="Merriweather" w:hAnsi="Merriweather"/>
-                <w:b w:val="0"/>
+              <w:rPr>
+                <w:rFonts w:ascii="Arial" w:cs="Arial" w:eastAsia="Arial" w:hAnsi="Arial"/>
+              </w:rPr>
+            </w:pPr>
+            <w:r>
+              <w:rPr>
+                <w:rFonts w:ascii="Arial" w:cs="Arial" w:eastAsia="Arial" w:hAnsi="Arial"/>
                 <w:i w:val="0"/>
                 <w:smallCaps w:val="0"/>
                 <w:strike w:val="0"/>
@@ -1388,12 +1482,15 @@
           <w:p>
             <w:pPr>
               <w:pStyle w:val="Heading2"/>
-              <w:rPr/>
+              <w:rPr>
+                <w:rFonts w:ascii="Arial" w:cs="Arial" w:eastAsia="Arial" w:hAnsi="Arial"/>
+              </w:rPr>
             </w:pPr>
             <w:bookmarkStart w:colFirst="0" w:colLast="0" w:name="_35nkun2" w:id="18"/>
             <w:bookmarkEnd w:id="18"/>
             <w:r>
               <w:rPr>
+                <w:rFonts w:ascii="Arial" w:cs="Arial" w:eastAsia="Arial" w:hAnsi="Arial"/>
                 <w:rtl w:val="0"/>
               </w:rPr>
               <w:t xml:space="preserve">Eventos:</w:t>
@@ -1417,8 +1514,7 @@
               <w:ind w:left="0" w:right="300" w:firstLine="0"/>
               <w:jc w:val="left"/>
               <w:rPr>
-                <w:rFonts w:ascii="Merriweather" w:cs="Merriweather" w:eastAsia="Merriweather" w:hAnsi="Merriweather"/>
-                <w:b w:val="0"/>
+                <w:rFonts w:ascii="Arial" w:cs="Arial" w:eastAsia="Arial" w:hAnsi="Arial"/>
                 <w:i w:val="0"/>
                 <w:smallCaps w:val="0"/>
                 <w:strike w:val="0"/>
@@ -1432,8 +1528,7 @@
             </w:pPr>
             <w:r>
               <w:rPr>
-                <w:rFonts w:ascii="Merriweather" w:cs="Merriweather" w:eastAsia="Merriweather" w:hAnsi="Merriweather"/>
-                <w:b w:val="0"/>
+                <w:rFonts w:ascii="Arial" w:cs="Arial" w:eastAsia="Arial" w:hAnsi="Arial"/>
                 <w:i w:val="0"/>
                 <w:smallCaps w:val="0"/>
                 <w:strike w:val="0"/>
@@ -1466,8 +1561,7 @@
               <w:ind w:left="0" w:right="300" w:firstLine="0"/>
               <w:jc w:val="left"/>
               <w:rPr>
-                <w:rFonts w:ascii="Merriweather" w:cs="Merriweather" w:eastAsia="Merriweather" w:hAnsi="Merriweather"/>
-                <w:b w:val="0"/>
+                <w:rFonts w:ascii="Arial" w:cs="Arial" w:eastAsia="Arial" w:hAnsi="Arial"/>
                 <w:i w:val="0"/>
                 <w:smallCaps w:val="0"/>
                 <w:strike w:val="0"/>
@@ -1481,8 +1575,7 @@
             </w:pPr>
             <w:r>
               <w:rPr>
-                <w:rFonts w:ascii="Merriweather" w:cs="Merriweather" w:eastAsia="Merriweather" w:hAnsi="Merriweather"/>
-                <w:b w:val="0"/>
+                <w:rFonts w:ascii="Arial" w:cs="Arial" w:eastAsia="Arial" w:hAnsi="Arial"/>
                 <w:i w:val="0"/>
                 <w:smallCaps w:val="0"/>
                 <w:strike w:val="0"/>
@@ -1514,7 +1607,9 @@
               <w:spacing w:after="0" w:before="120" w:line="312" w:lineRule="auto"/>
               <w:ind w:left="0" w:right="300" w:firstLine="0"/>
               <w:jc w:val="left"/>
-              <w:rPr/>
+              <w:rPr>
+                <w:rFonts w:ascii="Arial" w:cs="Arial" w:eastAsia="Arial" w:hAnsi="Arial"/>
+              </w:rPr>
             </w:pPr>
             <w:r>
               <w:rPr>
@@ -1539,7 +1634,9 @@
               <w:spacing w:after="0" w:before="120" w:line="312" w:lineRule="auto"/>
               <w:ind w:left="0" w:right="300" w:firstLine="0"/>
               <w:jc w:val="left"/>
-              <w:rPr/>
+              <w:rPr>
+                <w:rFonts w:ascii="Arial" w:cs="Arial" w:eastAsia="Arial" w:hAnsi="Arial"/>
+              </w:rPr>
             </w:pPr>
             <w:r>
               <w:rPr>
@@ -1550,12 +1647,15 @@
           <w:p>
             <w:pPr>
               <w:pStyle w:val="Heading2"/>
-              <w:rPr/>
+              <w:rPr>
+                <w:rFonts w:ascii="Arial" w:cs="Arial" w:eastAsia="Arial" w:hAnsi="Arial"/>
+              </w:rPr>
             </w:pPr>
             <w:bookmarkStart w:colFirst="0" w:colLast="0" w:name="_1ksv4uv" w:id="19"/>
             <w:bookmarkEnd w:id="19"/>
             <w:r>
               <w:rPr>
+                <w:rFonts w:ascii="Arial" w:cs="Arial" w:eastAsia="Arial" w:hAnsi="Arial"/>
                 <w:rtl w:val="0"/>
               </w:rPr>
               <w:t xml:space="preserve">LMS:</w:t>
@@ -1579,8 +1679,7 @@
               <w:ind w:left="0" w:right="300" w:firstLine="0"/>
               <w:jc w:val="left"/>
               <w:rPr>
-                <w:rFonts w:ascii="Merriweather" w:cs="Merriweather" w:eastAsia="Merriweather" w:hAnsi="Merriweather"/>
-                <w:b w:val="0"/>
+                <w:rFonts w:ascii="Arial" w:cs="Arial" w:eastAsia="Arial" w:hAnsi="Arial"/>
                 <w:i w:val="0"/>
                 <w:smallCaps w:val="0"/>
                 <w:strike w:val="0"/>
@@ -1594,8 +1693,7 @@
             </w:pPr>
             <w:r>
               <w:rPr>
-                <w:rFonts w:ascii="Merriweather" w:cs="Merriweather" w:eastAsia="Merriweather" w:hAnsi="Merriweather"/>
-                <w:b w:val="0"/>
+                <w:rFonts w:ascii="Arial" w:cs="Arial" w:eastAsia="Arial" w:hAnsi="Arial"/>
                 <w:i w:val="0"/>
                 <w:smallCaps w:val="0"/>
                 <w:strike w:val="0"/>
@@ -1628,8 +1726,7 @@
               <w:ind w:left="0" w:right="300" w:firstLine="0"/>
               <w:jc w:val="left"/>
               <w:rPr>
-                <w:rFonts w:ascii="Merriweather" w:cs="Merriweather" w:eastAsia="Merriweather" w:hAnsi="Merriweather"/>
-                <w:b w:val="0"/>
+                <w:rFonts w:ascii="Arial" w:cs="Arial" w:eastAsia="Arial" w:hAnsi="Arial"/>
                 <w:i w:val="0"/>
                 <w:smallCaps w:val="0"/>
                 <w:strike w:val="0"/>
@@ -1643,8 +1740,7 @@
             </w:pPr>
             <w:r>
               <w:rPr>
-                <w:rFonts w:ascii="Merriweather" w:cs="Merriweather" w:eastAsia="Merriweather" w:hAnsi="Merriweather"/>
-                <w:b w:val="0"/>
+                <w:rFonts w:ascii="Arial" w:cs="Arial" w:eastAsia="Arial" w:hAnsi="Arial"/>
                 <w:i w:val="0"/>
                 <w:smallCaps w:val="0"/>
                 <w:strike w:val="0"/>
@@ -1679,7 +1775,9 @@
           <w:p>
             <w:pPr>
               <w:pStyle w:val="Heading1"/>
-              <w:rPr/>
+              <w:rPr>
+                <w:rFonts w:ascii="Arial" w:cs="Arial" w:eastAsia="Arial" w:hAnsi="Arial"/>
+              </w:rPr>
             </w:pPr>
             <w:bookmarkStart w:colFirst="0" w:colLast="0" w:name="_hskv01h3depq" w:id="20"/>
             <w:bookmarkEnd w:id="20"/>
@@ -1692,12 +1790,15 @@
           <w:p>
             <w:pPr>
               <w:pStyle w:val="Heading1"/>
-              <w:rPr/>
+              <w:rPr>
+                <w:rFonts w:ascii="Arial" w:cs="Arial" w:eastAsia="Arial" w:hAnsi="Arial"/>
+              </w:rPr>
             </w:pPr>
             <w:bookmarkStart w:colFirst="0" w:colLast="0" w:name="_7nn65cuo2ws" w:id="21"/>
             <w:bookmarkEnd w:id="21"/>
             <w:r>
               <w:rPr>
+                <w:rFonts w:ascii="Arial" w:cs="Arial" w:eastAsia="Arial" w:hAnsi="Arial"/>
                 <w:rtl w:val="0"/>
               </w:rPr>
               <w:t xml:space="preserve">Contact</w:t>
@@ -1706,7 +1807,9 @@
           <w:p>
             <w:pPr>
               <w:spacing w:before="0" w:line="240" w:lineRule="auto"/>
-              <w:rPr/>
+              <w:rPr>
+                <w:rFonts w:ascii="Arial" w:cs="Arial" w:eastAsia="Arial" w:hAnsi="Arial"/>
+              </w:rPr>
             </w:pPr>
             <w:r>
               <w:rPr>
@@ -1717,10 +1820,13 @@
           <w:p>
             <w:pPr>
               <w:spacing w:before="0" w:line="240" w:lineRule="auto"/>
-              <w:rPr/>
-            </w:pPr>
-            <w:r>
-              <w:rPr>
+              <w:rPr>
+                <w:rFonts w:ascii="Arial" w:cs="Arial" w:eastAsia="Arial" w:hAnsi="Arial"/>
+              </w:rPr>
+            </w:pPr>
+            <w:r>
+              <w:rPr>
+                <w:rFonts w:ascii="Arial" w:cs="Arial" w:eastAsia="Arial" w:hAnsi="Arial"/>
                 <w:rtl w:val="0"/>
               </w:rPr>
               <w:t xml:space="preserve">Github: </w:t>
@@ -1728,6 +1834,7 @@
             <w:hyperlink r:id="rId8">
               <w:r>
                 <w:rPr>
+                  <w:rFonts w:ascii="Arial" w:cs="Arial" w:eastAsia="Arial" w:hAnsi="Arial"/>
                   <w:color w:val="1155cc"/>
                   <w:u w:val="single"/>
                   <w:rtl w:val="0"/>
@@ -1744,7 +1851,9 @@
           <w:p>
             <w:pPr>
               <w:spacing w:before="0" w:line="240" w:lineRule="auto"/>
-              <w:rPr/>
+              <w:rPr>
+                <w:rFonts w:ascii="Arial" w:cs="Arial" w:eastAsia="Arial" w:hAnsi="Arial"/>
+              </w:rPr>
             </w:pPr>
             <w:r>
               <w:rPr>
@@ -1755,10 +1864,13 @@
           <w:p>
             <w:pPr>
               <w:spacing w:before="0" w:line="240" w:lineRule="auto"/>
-              <w:rPr/>
-            </w:pPr>
-            <w:r>
-              <w:rPr>
+              <w:rPr>
+                <w:rFonts w:ascii="Arial" w:cs="Arial" w:eastAsia="Arial" w:hAnsi="Arial"/>
+              </w:rPr>
+            </w:pPr>
+            <w:r>
+              <w:rPr>
+                <w:rFonts w:ascii="Arial" w:cs="Arial" w:eastAsia="Arial" w:hAnsi="Arial"/>
                 <w:rtl w:val="0"/>
               </w:rPr>
               <w:t xml:space="preserve">Linkedin:</w:t>
@@ -1766,6 +1878,7 @@
             <w:hyperlink r:id="rId9">
               <w:r>
                 <w:rPr>
+                  <w:rFonts w:ascii="Arial" w:cs="Arial" w:eastAsia="Arial" w:hAnsi="Arial"/>
                   <w:color w:val="1155cc"/>
                   <w:u w:val="single"/>
                   <w:rtl w:val="0"/>
@@ -1782,7 +1895,9 @@
           <w:p>
             <w:pPr>
               <w:spacing w:before="0" w:line="240" w:lineRule="auto"/>
-              <w:rPr/>
+              <w:rPr>
+                <w:rFonts w:ascii="Arial" w:cs="Arial" w:eastAsia="Arial" w:hAnsi="Arial"/>
+              </w:rPr>
             </w:pPr>
             <w:r>
               <w:rPr>
@@ -1793,10 +1908,13 @@
           <w:p>
             <w:pPr>
               <w:spacing w:before="0" w:line="240" w:lineRule="auto"/>
-              <w:rPr/>
-            </w:pPr>
-            <w:r>
-              <w:rPr>
+              <w:rPr>
+                <w:rFonts w:ascii="Arial" w:cs="Arial" w:eastAsia="Arial" w:hAnsi="Arial"/>
+              </w:rPr>
+            </w:pPr>
+            <w:r>
+              <w:rPr>
+                <w:rFonts w:ascii="Arial" w:cs="Arial" w:eastAsia="Arial" w:hAnsi="Arial"/>
                 <w:rtl w:val="0"/>
               </w:rPr>
               <w:t xml:space="preserve">Portfolio:</w:t>
@@ -1804,6 +1922,7 @@
             <w:hyperlink r:id="rId10">
               <w:r>
                 <w:rPr>
+                  <w:rFonts w:ascii="Arial" w:cs="Arial" w:eastAsia="Arial" w:hAnsi="Arial"/>
                   <w:color w:val="1155cc"/>
                   <w:u w:val="single"/>
                   <w:rtl w:val="0"/>
@@ -1820,7 +1939,9 @@
           <w:p>
             <w:pPr>
               <w:spacing w:before="0" w:line="240" w:lineRule="auto"/>
-              <w:rPr/>
+              <w:rPr>
+                <w:rFonts w:ascii="Arial" w:cs="Arial" w:eastAsia="Arial" w:hAnsi="Arial"/>
+              </w:rPr>
             </w:pPr>
             <w:r>
               <w:rPr>
@@ -1831,10 +1952,13 @@
           <w:p>
             <w:pPr>
               <w:spacing w:before="0" w:line="240" w:lineRule="auto"/>
-              <w:rPr/>
-            </w:pPr>
-            <w:r>
-              <w:rPr>
+              <w:rPr>
+                <w:rFonts w:ascii="Arial" w:cs="Arial" w:eastAsia="Arial" w:hAnsi="Arial"/>
+              </w:rPr>
+            </w:pPr>
+            <w:r>
+              <w:rPr>
+                <w:rFonts w:ascii="Arial" w:cs="Arial" w:eastAsia="Arial" w:hAnsi="Arial"/>
                 <w:rtl w:val="0"/>
               </w:rPr>
               <w:t xml:space="preserve">Email:</w:t>
@@ -1842,6 +1966,7 @@
             <w:hyperlink r:id="rId11">
               <w:r>
                 <w:rPr>
+                  <w:rFonts w:ascii="Arial" w:cs="Arial" w:eastAsia="Arial" w:hAnsi="Arial"/>
                   <w:color w:val="1155cc"/>
                   <w:u w:val="single"/>
                   <w:rtl w:val="0"/>
@@ -1858,12 +1983,15 @@
           <w:p>
             <w:pPr>
               <w:pStyle w:val="Heading1"/>
-              <w:rPr/>
+              <w:rPr>
+                <w:rFonts w:ascii="Arial" w:cs="Arial" w:eastAsia="Arial" w:hAnsi="Arial"/>
+              </w:rPr>
             </w:pPr>
             <w:bookmarkStart w:colFirst="0" w:colLast="0" w:name="_xk83d1cz3jse" w:id="22"/>
             <w:bookmarkEnd w:id="22"/>
             <w:r>
               <w:rPr>
+                <w:rFonts w:ascii="Arial" w:cs="Arial" w:eastAsia="Arial" w:hAnsi="Arial"/>
                 <w:rtl w:val="0"/>
               </w:rPr>
               <w:t xml:space="preserve">SKILLS</w:t>
@@ -1886,12 +2014,13 @@
               <w:spacing w:after="0" w:before="120" w:line="276" w:lineRule="auto"/>
               <w:ind w:left="0" w:right="300" w:firstLine="0"/>
               <w:jc w:val="left"/>
-              <w:rPr/>
-            </w:pPr>
-            <w:r>
-              <w:rPr>
-                <w:rFonts w:ascii="Merriweather" w:cs="Merriweather" w:eastAsia="Merriweather" w:hAnsi="Merriweather"/>
-                <w:b w:val="0"/>
+              <w:rPr>
+                <w:rFonts w:ascii="Arial" w:cs="Arial" w:eastAsia="Arial" w:hAnsi="Arial"/>
+              </w:rPr>
+            </w:pPr>
+            <w:r>
+              <w:rPr>
+                <w:rFonts w:ascii="Arial" w:cs="Arial" w:eastAsia="Arial" w:hAnsi="Arial"/>
                 <w:i w:val="0"/>
                 <w:smallCaps w:val="0"/>
                 <w:strike w:val="0"/>
@@ -1907,14 +2036,14 @@
             </w:r>
             <w:r>
               <w:rPr>
+                <w:rFonts w:ascii="Arial" w:cs="Arial" w:eastAsia="Arial" w:hAnsi="Arial"/>
                 <w:rtl w:val="0"/>
               </w:rPr>
               <w:t xml:space="preserve">CSS</w:t>
             </w:r>
             <w:r>
               <w:rPr>
-                <w:rFonts w:ascii="Merriweather" w:cs="Merriweather" w:eastAsia="Merriweather" w:hAnsi="Merriweather"/>
-                <w:b w:val="0"/>
+                <w:rFonts w:ascii="Arial" w:cs="Arial" w:eastAsia="Arial" w:hAnsi="Arial"/>
                 <w:i w:val="0"/>
                 <w:smallCaps w:val="0"/>
                 <w:strike w:val="0"/>
@@ -1930,6 +2059,7 @@
             </w:r>
             <w:r>
               <w:rPr>
+                <w:rFonts w:ascii="Arial" w:cs="Arial" w:eastAsia="Arial" w:hAnsi="Arial"/>
                 <w:rtl w:val="0"/>
               </w:rPr>
               <w:t xml:space="preserve">I, Bootstrap,Nodejs,MongoDB, Expressjs, web3js,soliditiy</w:t>
@@ -1938,12 +2068,15 @@
           <w:p>
             <w:pPr>
               <w:pStyle w:val="Heading1"/>
-              <w:rPr/>
+              <w:rPr>
+                <w:rFonts w:ascii="Arial" w:cs="Arial" w:eastAsia="Arial" w:hAnsi="Arial"/>
+              </w:rPr>
             </w:pPr>
             <w:bookmarkStart w:colFirst="0" w:colLast="0" w:name="_z337ya" w:id="23"/>
             <w:bookmarkEnd w:id="23"/>
             <w:r>
               <w:rPr>
+                <w:rFonts w:ascii="Arial" w:cs="Arial" w:eastAsia="Arial" w:hAnsi="Arial"/>
                 <w:rtl w:val="0"/>
               </w:rPr>
               <w:t xml:space="preserve">Certifications</w:t>
@@ -1967,8 +2100,7 @@
               <w:ind w:left="0" w:right="300" w:firstLine="0"/>
               <w:jc w:val="left"/>
               <w:rPr>
-                <w:rFonts w:ascii="Merriweather" w:cs="Merriweather" w:eastAsia="Merriweather" w:hAnsi="Merriweather"/>
-                <w:b w:val="0"/>
+                <w:rFonts w:ascii="Arial" w:cs="Arial" w:eastAsia="Arial" w:hAnsi="Arial"/>
                 <w:i w:val="0"/>
                 <w:smallCaps w:val="0"/>
                 <w:strike w:val="0"/>
@@ -1982,8 +2114,7 @@
             </w:pPr>
             <w:r>
               <w:rPr>
-                <w:rFonts w:ascii="Merriweather" w:cs="Merriweather" w:eastAsia="Merriweather" w:hAnsi="Merriweather"/>
-                <w:b w:val="0"/>
+                <w:rFonts w:ascii="Arial" w:cs="Arial" w:eastAsia="Arial" w:hAnsi="Arial"/>
                 <w:i w:val="0"/>
                 <w:smallCaps w:val="0"/>
                 <w:strike w:val="0"/>
@@ -2001,12 +2132,15 @@
           <w:p>
             <w:pPr>
               <w:pStyle w:val="Heading1"/>
-              <w:rPr/>
+              <w:rPr>
+                <w:rFonts w:ascii="Arial" w:cs="Arial" w:eastAsia="Arial" w:hAnsi="Arial"/>
+              </w:rPr>
             </w:pPr>
             <w:bookmarkStart w:colFirst="0" w:colLast="0" w:name="_3j2qqm3" w:id="24"/>
             <w:bookmarkEnd w:id="24"/>
             <w:r>
               <w:rPr>
+                <w:rFonts w:ascii="Arial" w:cs="Arial" w:eastAsia="Arial" w:hAnsi="Arial"/>
                 <w:rtl w:val="0"/>
               </w:rPr>
               <w:t xml:space="preserve">Hobbies</w:t>
@@ -2030,7 +2164,7 @@
               <w:ind w:left="0" w:right="300" w:firstLine="0"/>
               <w:jc w:val="left"/>
               <w:rPr>
-                <w:rFonts w:ascii="Open Sans" w:cs="Open Sans" w:eastAsia="Open Sans" w:hAnsi="Open Sans"/>
+                <w:rFonts w:ascii="Arial" w:cs="Arial" w:eastAsia="Arial" w:hAnsi="Arial"/>
                 <w:b w:val="1"/>
                 <w:i w:val="0"/>
                 <w:smallCaps w:val="0"/>
@@ -2045,8 +2179,7 @@
             </w:pPr>
             <w:r>
               <w:rPr>
-                <w:rFonts w:ascii="Merriweather" w:cs="Merriweather" w:eastAsia="Merriweather" w:hAnsi="Merriweather"/>
-                <w:b w:val="0"/>
+                <w:rFonts w:ascii="Arial" w:cs="Arial" w:eastAsia="Arial" w:hAnsi="Arial"/>
                 <w:i w:val="0"/>
                 <w:smallCaps w:val="0"/>
                 <w:strike w:val="0"/>
@@ -2108,8 +2241,7 @@
               <w:ind w:left="0" w:right="300" w:firstLine="0"/>
               <w:jc w:val="left"/>
               <w:rPr>
-                <w:rFonts w:ascii="Merriweather" w:cs="Merriweather" w:eastAsia="Merriweather" w:hAnsi="Merriweather"/>
-                <w:b w:val="0"/>
+                <w:rFonts w:ascii="Arial" w:cs="Arial" w:eastAsia="Arial" w:hAnsi="Arial"/>
                 <w:i w:val="0"/>
                 <w:smallCaps w:val="0"/>
                 <w:strike w:val="0"/>
@@ -2145,8 +2277,7 @@
               <w:ind w:left="0" w:right="300" w:firstLine="0"/>
               <w:jc w:val="left"/>
               <w:rPr>
-                <w:rFonts w:ascii="Merriweather" w:cs="Merriweather" w:eastAsia="Merriweather" w:hAnsi="Merriweather"/>
-                <w:b w:val="0"/>
+                <w:rFonts w:ascii="Arial" w:cs="Arial" w:eastAsia="Arial" w:hAnsi="Arial"/>
                 <w:i w:val="0"/>
                 <w:smallCaps w:val="0"/>
                 <w:strike w:val="0"/>
@@ -2160,8 +2291,7 @@
             </w:pPr>
             <w:r>
               <w:rPr>
-                <w:rFonts w:ascii="Merriweather" w:cs="Merriweather" w:eastAsia="Merriweather" w:hAnsi="Merriweather"/>
-                <w:b w:val="0"/>
+                <w:rFonts w:ascii="Arial" w:cs="Arial" w:eastAsia="Arial" w:hAnsi="Arial"/>
                 <w:i w:val="0"/>
                 <w:smallCaps w:val="0"/>
                 <w:strike w:val="0"/>
@@ -2194,8 +2324,7 @@
               <w:ind w:left="0" w:right="300" w:firstLine="0"/>
               <w:jc w:val="left"/>
               <w:rPr>
-                <w:rFonts w:ascii="Merriweather" w:cs="Merriweather" w:eastAsia="Merriweather" w:hAnsi="Merriweather"/>
-                <w:b w:val="0"/>
+                <w:rFonts w:ascii="Arial" w:cs="Arial" w:eastAsia="Arial" w:hAnsi="Arial"/>
                 <w:i w:val="0"/>
                 <w:smallCaps w:val="0"/>
                 <w:strike w:val="0"/>
@@ -2248,8 +2377,7 @@
               <w:ind w:left="0" w:right="300" w:firstLine="0"/>
               <w:jc w:val="left"/>
               <w:rPr>
-                <w:rFonts w:ascii="Merriweather" w:cs="Merriweather" w:eastAsia="Merriweather" w:hAnsi="Merriweather"/>
-                <w:b w:val="0"/>
+                <w:rFonts w:ascii="Arial" w:cs="Arial" w:eastAsia="Arial" w:hAnsi="Arial"/>
                 <w:i w:val="0"/>
                 <w:smallCaps w:val="0"/>
                 <w:strike w:val="0"/>
@@ -2288,8 +2416,7 @@
         <w:ind w:left="0" w:right="300" w:firstLine="0"/>
         <w:jc w:val="left"/>
         <w:rPr>
-          <w:rFonts w:ascii="Merriweather" w:cs="Merriweather" w:eastAsia="Merriweather" w:hAnsi="Merriweather"/>
-          <w:b w:val="0"/>
+          <w:rFonts w:ascii="Arial" w:cs="Arial" w:eastAsia="Arial" w:hAnsi="Arial"/>
           <w:i w:val="0"/>
           <w:smallCaps w:val="0"/>
           <w:strike w:val="0"/>
